--- a/Курсовая_Селютин_РВ.docx
+++ b/Курсовая_Селютин_РВ.docx
@@ -4,339 +4,346 @@
   <w:body>
     <w:p>
       <w:pPr>
-        <w:pStyle w:val="af3"/>
         <w:ind w:left="-284"/>
+        <w:jc w:val="center"/>
         <w:rPr>
           <w:bCs/>
           <w:caps/>
-          <w:szCs w:val="28"/>
         </w:rPr>
       </w:pPr>
       <w:bookmarkStart w:id="0" w:name="_Toc199538996"/>
       <w:r>
         <w:rPr>
           <w:caps/>
-          <w:szCs w:val="28"/>
         </w:rPr>
         <w:t>Минобрнауки россии</w:t>
       </w:r>
     </w:p>
     <w:p>
       <w:pPr>
-        <w:pStyle w:val="affffd"/>
         <w:ind w:left="-284"/>
         <w:jc w:val="center"/>
         <w:outlineLvl w:val="0"/>
         <w:rPr>
-          <w:rFonts w:ascii="Times New Roman" w:hAnsi="Times New Roman"/>
           <w:spacing w:val="-20"/>
-          <w:sz w:val="28"/>
-          <w:szCs w:val="28"/>
-        </w:rPr>
-      </w:pPr>
-      <w:r>
-        <w:rPr>
-          <w:rFonts w:ascii="Times New Roman" w:hAnsi="Times New Roman"/>
+        </w:rPr>
+      </w:pPr>
+      <w:r>
+        <w:rPr>
           <w:spacing w:val="-20"/>
-          <w:sz w:val="28"/>
-          <w:szCs w:val="28"/>
         </w:rPr>
         <w:t xml:space="preserve">ФЕДЕРАЛЬНОЕ ГОСУДАРСТВЕННОЕ БЮДЖЕТНОЕ ОБРАЗОВАТЕЛЬНОЕ </w:t>
       </w:r>
     </w:p>
     <w:p>
       <w:pPr>
-        <w:pStyle w:val="affffd"/>
         <w:ind w:left="-284"/>
         <w:jc w:val="center"/>
         <w:outlineLvl w:val="0"/>
         <w:rPr>
-          <w:rFonts w:ascii="Times New Roman" w:hAnsi="Times New Roman"/>
           <w:spacing w:val="-20"/>
-          <w:sz w:val="28"/>
-          <w:szCs w:val="28"/>
         </w:rPr>
       </w:pPr>
       <w:proofErr w:type="gramStart"/>
       <w:r>
         <w:rPr>
-          <w:rFonts w:ascii="Times New Roman" w:hAnsi="Times New Roman"/>
           <w:spacing w:val="-20"/>
-          <w:sz w:val="28"/>
-          <w:szCs w:val="28"/>
-        </w:rPr>
-        <w:t xml:space="preserve">УЧРЕЖДЕНИЕ </w:t>
-      </w:r>
-      <w:r>
-        <w:rPr>
-          <w:rFonts w:ascii="Times New Roman" w:hAnsi="Times New Roman"/>
+        </w:rPr>
+        <w:t>УЧРЕЖДЕНИЕ  ВЫСШЕГО</w:t>
+      </w:r>
+      <w:proofErr w:type="gramEnd"/>
+      <w:r>
+        <w:rPr>
           <w:spacing w:val="-20"/>
-          <w:sz w:val="28"/>
-          <w:szCs w:val="28"/>
-        </w:rPr>
-        <w:t xml:space="preserve"> </w:t>
-      </w:r>
-      <w:r>
-        <w:rPr>
-          <w:rFonts w:ascii="Times New Roman" w:hAnsi="Times New Roman"/>
-          <w:spacing w:val="-20"/>
-          <w:sz w:val="28"/>
-          <w:szCs w:val="28"/>
-        </w:rPr>
-        <w:t>ВЫСШЕГО</w:t>
-      </w:r>
-      <w:proofErr w:type="gramEnd"/>
-      <w:r>
-        <w:rPr>
-          <w:rFonts w:ascii="Times New Roman" w:hAnsi="Times New Roman"/>
-          <w:spacing w:val="-20"/>
-          <w:sz w:val="28"/>
-          <w:szCs w:val="28"/>
         </w:rPr>
         <w:t xml:space="preserve"> ОБРАЗОВАНИЯ</w:t>
       </w:r>
     </w:p>
     <w:p>
       <w:pPr>
-        <w:pStyle w:val="affffd"/>
         <w:ind w:left="-284"/>
         <w:jc w:val="center"/>
         <w:outlineLvl w:val="0"/>
-        <w:rPr>
-          <w:rFonts w:ascii="Times New Roman" w:hAnsi="Times New Roman"/>
-          <w:sz w:val="28"/>
-          <w:szCs w:val="28"/>
-        </w:rPr>
-      </w:pPr>
-      <w:r>
-        <w:rPr>
-          <w:rFonts w:ascii="Times New Roman" w:hAnsi="Times New Roman"/>
-          <w:sz w:val="28"/>
-          <w:szCs w:val="28"/>
-        </w:rPr>
+      </w:pPr>
+      <w:r>
         <w:t>“ВОРОНЕЖСКИЙ ГОСУДАРСТВЕННЫЙ УНИВЕРСИТЕТ”</w:t>
       </w:r>
     </w:p>
     <w:p>
       <w:pPr>
-        <w:pStyle w:val="affffd"/>
         <w:ind w:left="-284"/>
         <w:jc w:val="center"/>
         <w:outlineLvl w:val="0"/>
-        <w:rPr>
-          <w:rFonts w:ascii="Times New Roman" w:hAnsi="Times New Roman"/>
-          <w:sz w:val="28"/>
-          <w:szCs w:val="28"/>
-        </w:rPr>
-      </w:pPr>
-      <w:r>
-        <w:rPr>
-          <w:rFonts w:ascii="Times New Roman" w:hAnsi="Times New Roman"/>
-          <w:sz w:val="28"/>
-          <w:szCs w:val="28"/>
-        </w:rPr>
+      </w:pPr>
+      <w:r>
         <w:t>(ФГБОУ ВО «ВГУ»)</w:t>
       </w:r>
     </w:p>
     <w:p>
       <w:pPr>
-        <w:pStyle w:val="affffd"/>
         <w:spacing w:before="240" w:after="240"/>
         <w:ind w:left="-284"/>
         <w:jc w:val="center"/>
         <w:outlineLvl w:val="0"/>
         <w:rPr>
-          <w:rFonts w:ascii="Times New Roman" w:hAnsi="Times New Roman"/>
           <w:i/>
-          <w:sz w:val="28"/>
-          <w:szCs w:val="28"/>
-        </w:rPr>
-      </w:pPr>
-      <w:r>
-        <w:rPr>
-          <w:rFonts w:ascii="Times New Roman" w:hAnsi="Times New Roman"/>
-          <w:sz w:val="28"/>
-          <w:szCs w:val="28"/>
-        </w:rPr>
+        </w:rPr>
+      </w:pPr>
+      <w:r>
         <w:t>Факультет компьютерных</w:t>
       </w:r>
       <w:r>
         <w:rPr>
-          <w:rFonts w:ascii="Times New Roman" w:hAnsi="Times New Roman"/>
           <w:i/>
-          <w:sz w:val="28"/>
-          <w:szCs w:val="28"/>
         </w:rPr>
         <w:t xml:space="preserve"> наук</w:t>
       </w:r>
     </w:p>
     <w:p>
       <w:pPr>
-        <w:pStyle w:val="affffd"/>
         <w:spacing w:before="240" w:after="840"/>
         <w:ind w:left="-284"/>
         <w:jc w:val="center"/>
         <w:outlineLvl w:val="0"/>
         <w:rPr>
-          <w:rFonts w:ascii="Times New Roman" w:hAnsi="Times New Roman"/>
           <w:i/>
-          <w:sz w:val="28"/>
-          <w:szCs w:val="28"/>
-        </w:rPr>
-      </w:pPr>
-      <w:r>
-        <w:rPr>
-          <w:rFonts w:ascii="Times New Roman" w:hAnsi="Times New Roman"/>
-          <w:sz w:val="28"/>
-          <w:szCs w:val="28"/>
-        </w:rPr>
-        <w:t>Кафедра информационных систем</w:t>
-      </w:r>
-    </w:p>
-    <w:p>
-      <w:pPr>
-        <w:pStyle w:val="22"/>
+        </w:rPr>
+      </w:pPr>
+      <w:r>
+        <w:t xml:space="preserve">Кафедра </w:t>
+      </w:r>
+      <w:r>
+        <w:t>программной инженерии в информационных системах</w:t>
+      </w:r>
+    </w:p>
+    <w:p>
+      <w:pPr>
         <w:suppressAutoHyphens/>
-        <w:spacing w:before="120" w:line="240" w:lineRule="auto"/>
-        <w:ind w:left="-284" w:firstLine="0"/>
+        <w:spacing w:before="120" w:after="120"/>
+        <w:ind w:left="-284"/>
         <w:jc w:val="center"/>
         <w:rPr>
+          <w:rFonts w:eastAsiaTheme="minorHAnsi" w:cstheme="minorBidi"/>
           <w:iCs/>
-          <w:szCs w:val="28"/>
-        </w:rPr>
-      </w:pPr>
-    </w:p>
-    <w:p>
-      <w:pPr>
-        <w:pStyle w:val="22"/>
+          <w:kern w:val="2"/>
+          <w:lang w:eastAsia="en-US"/>
+        </w:rPr>
+      </w:pPr>
+    </w:p>
+    <w:p>
+      <w:pPr>
         <w:suppressAutoHyphens/>
-        <w:spacing w:before="120" w:line="240" w:lineRule="auto"/>
-        <w:ind w:left="-284" w:firstLine="0"/>
+        <w:spacing w:before="120" w:after="120"/>
+        <w:ind w:left="-284"/>
         <w:jc w:val="center"/>
         <w:rPr>
+          <w:rFonts w:eastAsiaTheme="minorHAnsi" w:cstheme="minorBidi"/>
           <w:iCs/>
-          <w:szCs w:val="28"/>
-        </w:rPr>
-      </w:pPr>
-    </w:p>
-    <w:p>
-      <w:pPr>
-        <w:pStyle w:val="22"/>
+          <w:kern w:val="2"/>
+          <w:lang w:eastAsia="en-US"/>
+        </w:rPr>
+      </w:pPr>
+    </w:p>
+    <w:p>
+      <w:pPr>
         <w:suppressAutoHyphens/>
-        <w:spacing w:before="120" w:line="240" w:lineRule="auto"/>
-        <w:ind w:left="-284" w:firstLine="0"/>
+        <w:spacing w:before="120" w:after="120"/>
+        <w:ind w:left="-284"/>
         <w:jc w:val="center"/>
         <w:rPr>
+          <w:rFonts w:eastAsiaTheme="minorHAnsi" w:cstheme="minorBidi"/>
           <w:iCs/>
-          <w:szCs w:val="28"/>
-        </w:rPr>
-      </w:pPr>
-      <w:r>
-        <w:rPr>
+          <w:kern w:val="2"/>
+          <w:lang w:eastAsia="en-US"/>
+        </w:rPr>
+      </w:pPr>
+      <w:r>
+        <w:rPr>
+          <w:rFonts w:eastAsiaTheme="minorHAnsi" w:cstheme="minorBidi"/>
           <w:iCs/>
-          <w:szCs w:val="28"/>
-        </w:rPr>
-        <w:t>Информационная мера А. Колмогорова</w:t>
-      </w:r>
-    </w:p>
-    <w:p>
-      <w:pPr>
-        <w:pStyle w:val="22"/>
+          <w:kern w:val="2"/>
+          <w:lang w:eastAsia="en-US"/>
+        </w:rPr>
+        <w:t>Разработка мобильного приложения</w:t>
+      </w:r>
+      <w:r>
+        <w:rPr>
+          <w:rFonts w:eastAsiaTheme="minorHAnsi" w:cstheme="minorBidi"/>
+          <w:iCs/>
+          <w:kern w:val="2"/>
+          <w:lang w:eastAsia="en-US"/>
+        </w:rPr>
+        <w:t xml:space="preserve"> </w:t>
+      </w:r>
+      <w:r>
+        <w:rPr>
+          <w:rFonts w:eastAsiaTheme="minorHAnsi" w:cstheme="minorBidi"/>
+          <w:iCs/>
+          <w:kern w:val="2"/>
+          <w:lang w:eastAsia="en-US"/>
+        </w:rPr>
+        <w:t>для работников автосервиса</w:t>
+      </w:r>
+      <w:r>
+        <w:rPr>
+          <w:rFonts w:eastAsiaTheme="minorHAnsi" w:cstheme="minorBidi"/>
+          <w:iCs/>
+          <w:kern w:val="2"/>
+          <w:lang w:eastAsia="en-US"/>
+        </w:rPr>
+        <w:t xml:space="preserve"> на платформе </w:t>
+      </w:r>
+      <w:r>
+        <w:rPr>
+          <w:rFonts w:eastAsiaTheme="minorHAnsi" w:cstheme="minorBidi"/>
+          <w:iCs/>
+          <w:kern w:val="2"/>
+          <w:lang w:val="en-US" w:eastAsia="en-US"/>
+        </w:rPr>
+        <w:t>Android</w:t>
+      </w:r>
+    </w:p>
+    <w:p>
+      <w:pPr>
         <w:suppressAutoHyphens/>
-        <w:spacing w:before="120" w:line="240" w:lineRule="auto"/>
-        <w:ind w:left="-284" w:firstLine="0"/>
+        <w:spacing w:before="120" w:after="120"/>
+        <w:ind w:left="-284"/>
         <w:jc w:val="center"/>
         <w:rPr>
+          <w:rFonts w:eastAsiaTheme="minorHAnsi" w:cstheme="minorBidi"/>
           <w:iCs/>
-          <w:szCs w:val="28"/>
-        </w:rPr>
-      </w:pPr>
-    </w:p>
-    <w:p>
-      <w:pPr>
-        <w:pStyle w:val="22"/>
+          <w:kern w:val="2"/>
+          <w:lang w:eastAsia="en-US"/>
+        </w:rPr>
+      </w:pPr>
+    </w:p>
+    <w:p>
+      <w:pPr>
         <w:suppressAutoHyphens/>
-        <w:spacing w:before="120" w:line="240" w:lineRule="auto"/>
-        <w:ind w:left="-284" w:firstLine="0"/>
+        <w:spacing w:before="120" w:after="120"/>
+        <w:ind w:left="-284"/>
         <w:jc w:val="center"/>
         <w:rPr>
-          <w:szCs w:val="28"/>
-        </w:rPr>
-      </w:pPr>
-      <w:r>
-        <w:rPr>
-          <w:szCs w:val="28"/>
-        </w:rPr>
-        <w:t>Курсовая работа</w:t>
-      </w:r>
-    </w:p>
-    <w:p>
-      <w:pPr>
-        <w:pStyle w:val="22"/>
+          <w:rFonts w:eastAsiaTheme="minorHAnsi" w:cstheme="minorBidi"/>
+          <w:kern w:val="2"/>
+          <w:lang w:eastAsia="en-US"/>
+        </w:rPr>
+      </w:pPr>
+      <w:r>
+        <w:rPr>
+          <w:rFonts w:eastAsiaTheme="minorHAnsi" w:cstheme="minorBidi"/>
+          <w:kern w:val="2"/>
+          <w:lang w:eastAsia="en-US"/>
+        </w:rPr>
+        <w:t>Курсовая работа по дисциплине</w:t>
+      </w:r>
+    </w:p>
+    <w:p>
+      <w:pPr>
         <w:suppressAutoHyphens/>
-        <w:spacing w:before="120" w:line="240" w:lineRule="auto"/>
-        <w:ind w:left="-284" w:firstLine="0"/>
+        <w:spacing w:before="120" w:after="120"/>
+        <w:ind w:left="-284"/>
         <w:jc w:val="center"/>
         <w:rPr>
-          <w:szCs w:val="28"/>
-        </w:rPr>
-      </w:pPr>
-      <w:r>
-        <w:rPr>
-          <w:szCs w:val="28"/>
-        </w:rPr>
-        <w:t>Разработка мобильного приложения для работника автосервиса по управлению текущими задачами</w:t>
-      </w:r>
-    </w:p>
-    <w:p>
-      <w:pPr>
-        <w:pStyle w:val="22"/>
+          <w:rFonts w:eastAsiaTheme="minorHAnsi" w:cstheme="minorBidi"/>
+          <w:kern w:val="2"/>
+          <w:lang w:eastAsia="en-US"/>
+        </w:rPr>
+      </w:pPr>
+      <w:r>
+        <w:rPr>
+          <w:rFonts w:eastAsiaTheme="minorHAnsi" w:cstheme="minorBidi"/>
+          <w:kern w:val="2"/>
+          <w:lang w:eastAsia="en-US"/>
+        </w:rPr>
+        <w:t>Разработка мобильных приложений</w:t>
+      </w:r>
+    </w:p>
+    <w:p>
+      <w:pPr>
         <w:suppressAutoHyphens/>
-        <w:spacing w:before="120" w:line="240" w:lineRule="auto"/>
-        <w:ind w:left="-284" w:firstLine="0"/>
+        <w:spacing w:before="120" w:after="120"/>
+        <w:ind w:left="-284"/>
         <w:jc w:val="center"/>
         <w:rPr>
-          <w:szCs w:val="28"/>
-        </w:rPr>
-      </w:pPr>
-      <w:r>
-        <w:rPr>
-          <w:szCs w:val="28"/>
+          <w:rFonts w:eastAsiaTheme="minorHAnsi" w:cstheme="minorBidi"/>
+          <w:kern w:val="2"/>
+          <w:lang w:eastAsia="en-US"/>
+        </w:rPr>
+      </w:pPr>
+      <w:r>
+        <w:rPr>
+          <w:rFonts w:eastAsiaTheme="minorHAnsi" w:cstheme="minorBidi"/>
+          <w:kern w:val="2"/>
+          <w:lang w:eastAsia="en-US"/>
+        </w:rPr>
+        <w:t>6</w:t>
+      </w:r>
+      <w:r>
+        <w:rPr>
+          <w:rFonts w:eastAsiaTheme="minorHAnsi" w:cstheme="minorBidi"/>
+          <w:kern w:val="2"/>
+          <w:lang w:eastAsia="en-US"/>
+        </w:rPr>
+        <w:t xml:space="preserve"> семестр 2025/2026 учебного года</w:t>
+      </w:r>
+    </w:p>
+    <w:p>
+      <w:pPr>
+        <w:suppressAutoHyphens/>
+        <w:spacing w:before="120" w:after="120"/>
+        <w:ind w:left="-284"/>
+        <w:jc w:val="center"/>
+        <w:rPr>
+          <w:rFonts w:eastAsiaTheme="minorHAnsi" w:cstheme="minorBidi"/>
+          <w:kern w:val="2"/>
+          <w:lang w:eastAsia="en-US"/>
+        </w:rPr>
+      </w:pPr>
+      <w:r>
+        <w:rPr>
+          <w:rFonts w:eastAsiaTheme="minorHAnsi" w:cstheme="minorBidi"/>
+          <w:kern w:val="2"/>
+          <w:lang w:eastAsia="en-US"/>
         </w:rPr>
         <w:t>09.03.02 Информационные системы и технологии</w:t>
       </w:r>
     </w:p>
     <w:p>
       <w:pPr>
-        <w:pStyle w:val="22"/>
         <w:suppressAutoHyphens/>
-        <w:spacing w:before="120" w:line="240" w:lineRule="auto"/>
-        <w:ind w:left="-284" w:firstLine="0"/>
+        <w:spacing w:before="120" w:after="120"/>
+        <w:ind w:left="-284"/>
         <w:jc w:val="center"/>
         <w:rPr>
+          <w:rFonts w:eastAsiaTheme="minorHAnsi" w:cstheme="minorBidi"/>
           <w:i/>
-          <w:szCs w:val="28"/>
-        </w:rPr>
-      </w:pPr>
-      <w:r>
-        <w:rPr>
+          <w:kern w:val="2"/>
+          <w:lang w:eastAsia="en-US"/>
+        </w:rPr>
+      </w:pPr>
+      <w:r>
+        <w:rPr>
+          <w:rFonts w:eastAsiaTheme="minorHAnsi" w:cstheme="minorBidi"/>
           <w:i/>
           <w:color w:val="FF0000"/>
-          <w:szCs w:val="28"/>
+          <w:kern w:val="2"/>
+          <w:lang w:eastAsia="en-US"/>
         </w:rPr>
         <w:t xml:space="preserve"> </w:t>
       </w:r>
     </w:p>
     <w:p>
       <w:pPr>
-        <w:pStyle w:val="22"/>
         <w:suppressAutoHyphens/>
-        <w:spacing w:before="120" w:line="240" w:lineRule="auto"/>
-        <w:ind w:left="-284" w:firstLine="0"/>
+        <w:spacing w:before="120" w:after="120"/>
+        <w:ind w:left="-284"/>
         <w:jc w:val="center"/>
         <w:rPr>
+          <w:rFonts w:eastAsiaTheme="minorHAnsi" w:cstheme="minorBidi"/>
           <w:i/>
-          <w:szCs w:val="28"/>
+          <w:kern w:val="2"/>
+          <w:lang w:eastAsia="en-US"/>
         </w:rPr>
       </w:pPr>
     </w:p>
@@ -354,6 +361,30 @@
       <w:r>
         <w:t xml:space="preserve">Зав. кафедрой       _________________ </w:t>
       </w:r>
+      <w:r>
+        <w:t>д. ф.-м. н.</w:t>
+      </w:r>
+      <w:r>
+        <w:t xml:space="preserve">, доцент </w:t>
+      </w:r>
+      <w:r>
+        <w:t>С</w:t>
+      </w:r>
+      <w:r>
+        <w:t>.</w:t>
+      </w:r>
+      <w:r>
+        <w:t>Д</w:t>
+      </w:r>
+      <w:r>
+        <w:t xml:space="preserve">. </w:t>
+      </w:r>
+      <w:r>
+        <w:t>Махортов</w:t>
+      </w:r>
+      <w:r>
+        <w:t xml:space="preserve"> </w:t>
+      </w:r>
     </w:p>
     <w:p>
       <w:pPr>
@@ -361,7 +392,19 @@
         <w:ind w:left="-284"/>
       </w:pPr>
       <w:r>
-        <w:t xml:space="preserve">Обучающийся        ________________ ст. 2 курса Р.В. Селютин </w:t>
+        <w:t xml:space="preserve">Обучающийся        ________________ ст. </w:t>
+      </w:r>
+      <w:r>
+        <w:t>3</w:t>
+      </w:r>
+      <w:r>
+        <w:t xml:space="preserve"> курса </w:t>
+      </w:r>
+      <w:r>
+        <w:t>Р.В. Селютин</w:t>
+      </w:r>
+      <w:r>
+        <w:t xml:space="preserve"> </w:t>
       </w:r>
     </w:p>
     <w:p>
@@ -370,13 +413,7 @@
         <w:ind w:left="-284"/>
       </w:pPr>
       <w:r>
-        <w:t>Руководитель        _________________</w:t>
-      </w:r>
-      <w:r>
-        <w:t xml:space="preserve"> </w:t>
-      </w:r>
-      <w:r>
-        <w:t xml:space="preserve">проф. </w:t>
+        <w:t xml:space="preserve">Руководитель        _________________ </w:t>
       </w:r>
       <w:r>
         <w:t>В</w:t>
@@ -388,10 +425,7 @@
         <w:t>А</w:t>
       </w:r>
       <w:r>
-        <w:t>.</w:t>
-      </w:r>
-      <w:r>
-        <w:t xml:space="preserve"> </w:t>
+        <w:t xml:space="preserve">. </w:t>
       </w:r>
       <w:r>
         <w:t>Ушаков</w:t>
@@ -422,15 +456,7 @@
         <w:jc w:val="center"/>
       </w:pPr>
       <w:r>
-        <w:t>Воронеж 202</w:t>
-      </w:r>
-      <w:r>
-        <w:t>6</w:t>
-      </w:r>
-    </w:p>
-    <w:p>
-      <w:r>
-        <w:br w:type="page"/>
+        <w:t>Воронеж 2026</w:t>
       </w:r>
     </w:p>
     <w:p>
@@ -2223,6 +2249,9 @@
         <w:jc w:val="center"/>
       </w:pPr>
       <w:r>
+        <w:rPr>
+          <w:noProof/>
+        </w:rPr>
         <w:lastRenderedPageBreak/>
         <w:drawing>
           <wp:inline distT="0" distB="0" distL="0" distR="0" wp14:anchorId="436F9518" wp14:editId="191FEEA3">
@@ -2591,10 +2620,7 @@
         <w:t>ые их них</w:t>
       </w:r>
       <w:r>
-        <w:t xml:space="preserve"> </w:t>
-      </w:r>
-      <w:r>
-        <w:t>[</w:t>
+        <w:t xml:space="preserve"> [</w:t>
       </w:r>
       <w:r>
         <w:t>2</w:t>
@@ -2794,16 +2820,7 @@
         <w:t xml:space="preserve"> предоставляет REST API для взаимодействия с базой данных, систему аутентификации пользователей, хранилище файлов и функции реального времени</w:t>
       </w:r>
       <w:r>
-        <w:t xml:space="preserve"> </w:t>
-      </w:r>
-      <w:r>
-        <w:t>[</w:t>
-      </w:r>
-      <w:r>
-        <w:t>3</w:t>
-      </w:r>
-      <w:r>
-        <w:t>]</w:t>
+        <w:t xml:space="preserve"> [3]</w:t>
       </w:r>
       <w:r>
         <w:t>.</w:t>
@@ -3053,16 +3070,7 @@
         <w:t>, что обеспечивает строгую типизацию запросов и ответов</w:t>
       </w:r>
       <w:r>
-        <w:t xml:space="preserve"> </w:t>
-      </w:r>
-      <w:r>
-        <w:t>[</w:t>
-      </w:r>
-      <w:r>
-        <w:t>4</w:t>
-      </w:r>
-      <w:r>
-        <w:t>]</w:t>
+        <w:t xml:space="preserve"> [4]</w:t>
       </w:r>
       <w:r>
         <w:t>.</w:t>
@@ -6984,13 +6992,7 @@
         <w:t xml:space="preserve"> Design</w:t>
       </w:r>
       <w:r>
-        <w:t xml:space="preserve"> [</w:t>
-      </w:r>
-      <w:r>
-        <w:t>7</w:t>
-      </w:r>
-      <w:r>
-        <w:t>]</w:t>
+        <w:t xml:space="preserve"> [7]</w:t>
       </w:r>
       <w:r>
         <w:t xml:space="preserve">. Навигация между экранами организована с помощью компонента </w:t>
@@ -7025,16 +7027,7 @@
       </w:r>
       <w:proofErr w:type="spellEnd"/>
       <w:r>
-        <w:t xml:space="preserve"> </w:t>
-      </w:r>
-      <w:r>
-        <w:t>[</w:t>
-      </w:r>
-      <w:r>
-        <w:t>6</w:t>
-      </w:r>
-      <w:r>
-        <w:t>]</w:t>
+        <w:t xml:space="preserve"> [6]</w:t>
       </w:r>
       <w:r>
         <w:t>.</w:t>
@@ -7250,6 +7243,9 @@
         <w:ind w:left="1789"/>
       </w:pPr>
       <w:r>
+        <w:rPr>
+          <w:noProof/>
+        </w:rPr>
         <w:drawing>
           <wp:inline distT="0" distB="0" distL="0" distR="0" wp14:anchorId="1149407F" wp14:editId="3CAD62EA">
             <wp:extent cx="2914830" cy="4155440"/>
@@ -7407,6 +7403,9 @@
         <w:t xml:space="preserve"> </w:t>
       </w:r>
       <w:r>
+        <w:rPr>
+          <w:noProof/>
+        </w:rPr>
         <w:lastRenderedPageBreak/>
         <w:drawing>
           <wp:inline distT="0" distB="0" distL="0" distR="0" wp14:anchorId="78719615" wp14:editId="6EC4C321">
@@ -7588,6 +7587,9 @@
         <w:jc w:val="center"/>
       </w:pPr>
       <w:r>
+        <w:rPr>
+          <w:noProof/>
+        </w:rPr>
         <w:drawing>
           <wp:inline distT="0" distB="0" distL="0" distR="0" wp14:anchorId="2E828693" wp14:editId="7DA75FA6">
             <wp:extent cx="3436620" cy="4006451"/>
@@ -7664,6 +7666,9 @@
         <w:jc w:val="center"/>
       </w:pPr>
       <w:r>
+        <w:rPr>
+          <w:noProof/>
+        </w:rPr>
         <w:lastRenderedPageBreak/>
         <w:drawing>
           <wp:inline distT="0" distB="0" distL="0" distR="0" wp14:anchorId="5FB14162" wp14:editId="1C5F26DC">
